--- a/zaini_case_audit_output/outputs/word/documents/136_حكم نهائي الشيخ اسامة زيني ـ 42824717 - 25-08-1445 رفض الالتماس.pdf.docx
+++ b/zaini_case_audit_output/outputs/word/documents/136_حكم نهائي الشيخ اسامة زيني ـ 42824717 - 25-08-1445 رفض الالتماس.pdf.docx
@@ -51,6 +51,20 @@
           <w:i/>
         </w:rPr>
         <w:t>[مخرج آلي / Script Output - سماوي]  [مخرج آلي يحتاج مراجعة بشرية - وردي]</w:t>
+      </w:r>
+    </w:p>
+    <w:p>
+      <w:pPr>
+        <w:jc w:val="right"/>
+        <w:bidi/>
+      </w:pPr>
+      <w:r>
+        <w:rPr>
+          <w:b w:val="0"/>
+          <w:i/>
+          <w:color w:val="C00000"/>
+        </w:rPr>
+        <w:t>[نص ممسوح OCR صُحِّح ترتيبه آلياً — قد يحتوي أخطاء طفيفة]</w:t>
       </w:r>
     </w:p>
     <w:p/>
@@ -131,7 +145,7 @@
           <w:b w:val="0"/>
           <w:i w:val="0"/>
         </w:rPr>
-        <w:t>أطراف القضية:</w:t>
+        <w:t>:ةيضقلا فارطأ</w:t>
         <w:br/>
         <w:t>- مستأنف (المدعي): عدنان احمد عباس زيني - الهوية الوطنية ١٠١٧٠٩٢٧٣٣ - سعودي.</w:t>
         <w:br/>
@@ -193,7 +207,7 @@
           <w:b w:val="0"/>
           <w:i w:val="0"/>
         </w:rPr>
-        <w:t>==== النص الكامل كما ورد من أداة قراءة الملف (read_file_content) ====</w:t>
+        <w:t>==== (read_file_content) فلملا ةءارق ةادأ نم درو امك لماكلا صنلا ====</w:t>
       </w:r>
     </w:p>
     <w:p>
@@ -245,11 +259,11 @@
           <w:b w:val="0"/>
           <w:i w:val="0"/>
         </w:rPr>
-        <w:t>رئيس الدائرة القضائية: عبيد عوض علي العمري</w:t>
+        <w:t>يرمعلا يلع ضوع ديبع :ةيئاضقلا ةرئادلا سيئر</w:t>
         <w:br/>
         <w:t>عضو الدائرة: عبدالرحمن بن علي الشمري</w:t>
         <w:br/>
-        <w:t>عضو الدائرة: وليد بن محمد الشهري</w:t>
+        <w:t>يرهشلا دمحم نب ديلو :ةرئادلا وضع</w:t>
       </w:r>
     </w:p>
     <w:p>
@@ -262,7 +276,7 @@
           <w:b w:val="0"/>
           <w:i w:val="0"/>
         </w:rPr>
-        <w:t>==== أصل المخرج (Arabic shaped/raw extraction) محفوظ كاملاً ====</w:t>
+        <w:t>==== ًالماك ظوفحم (extraction shaped/raw Arabic) جرخملا لصأ ====</w:t>
       </w:r>
     </w:p>
     <w:p>
